--- a/defense/docs/FRONT_MATTER_EN_GOST_2026-08-13.docx
+++ b/defense/docs/FRONT_MATTER_EN_GOST_2026-08-13.docx
@@ -3059,7 +3059,7 @@
           <w:sz w:val="28"/>
         </w:rPr>
         <w:tab/>
-        <w:t>188</w:t>
+        <w:t>187</w:t>
       </w:r>
     </w:p>
     <w:p>
@@ -3088,7 +3088,7 @@
           <w:sz w:val="28"/>
         </w:rPr>
         <w:tab/>
-        <w:t>188</w:t>
+        <w:t>187</w:t>
       </w:r>
     </w:p>
     <w:p>
@@ -3175,7 +3175,7 @@
           <w:sz w:val="28"/>
         </w:rPr>
         <w:tab/>
-        <w:t>197</w:t>
+        <w:t>196</w:t>
       </w:r>
     </w:p>
     <w:p>
@@ -3291,7 +3291,7 @@
           <w:sz w:val="28"/>
         </w:rPr>
         <w:tab/>
-        <w:t>202</w:t>
+        <w:t>201</w:t>
       </w:r>
     </w:p>
     <w:p>

--- a/defense/docs/FRONT_MATTER_EN_GOST_2026-08-13.docx
+++ b/defense/docs/FRONT_MATTER_EN_GOST_2026-08-13.docx
@@ -1232,7 +1232,7 @@
           <w:sz w:val="28"/>
         </w:rPr>
         <w:tab/>
-        <w:t>60</w:t>
+        <w:t>61</w:t>
       </w:r>
     </w:p>
     <w:p>
@@ -1435,7 +1435,7 @@
           <w:sz w:val="28"/>
         </w:rPr>
         <w:tab/>
-        <w:t>146</w:t>
+        <w:t>147</w:t>
       </w:r>
     </w:p>
     <w:p>
@@ -2218,7 +2218,7 @@
           <w:sz w:val="28"/>
         </w:rPr>
         <w:tab/>
-        <w:t>128</w:t>
+        <w:t>129</w:t>
       </w:r>
     </w:p>
     <w:p>
@@ -2247,7 +2247,7 @@
           <w:sz w:val="28"/>
         </w:rPr>
         <w:tab/>
-        <w:t>130</w:t>
+        <w:t>131</w:t>
       </w:r>
     </w:p>
     <w:p>
@@ -2276,7 +2276,7 @@
           <w:sz w:val="28"/>
         </w:rPr>
         <w:tab/>
-        <w:t>132</w:t>
+        <w:t>133</w:t>
       </w:r>
     </w:p>
     <w:p>
@@ -2305,7 +2305,7 @@
           <w:sz w:val="28"/>
         </w:rPr>
         <w:tab/>
-        <w:t>132</w:t>
+        <w:t>133</w:t>
       </w:r>
     </w:p>
     <w:p>
@@ -2334,7 +2334,7 @@
           <w:sz w:val="28"/>
         </w:rPr>
         <w:tab/>
-        <w:t>134</w:t>
+        <w:t>135</w:t>
       </w:r>
     </w:p>
     <w:p>
@@ -2363,7 +2363,7 @@
           <w:sz w:val="28"/>
         </w:rPr>
         <w:tab/>
-        <w:t>137</w:t>
+        <w:t>138</w:t>
       </w:r>
     </w:p>
     <w:p>
@@ -2392,7 +2392,7 @@
           <w:sz w:val="28"/>
         </w:rPr>
         <w:tab/>
-        <w:t>142</w:t>
+        <w:t>143</w:t>
       </w:r>
     </w:p>
     <w:p>
@@ -2421,7 +2421,7 @@
           <w:sz w:val="28"/>
         </w:rPr>
         <w:tab/>
-        <w:t>142</w:t>
+        <w:t>143</w:t>
       </w:r>
     </w:p>
     <w:p>
@@ -2450,7 +2450,7 @@
           <w:sz w:val="28"/>
         </w:rPr>
         <w:tab/>
-        <w:t>146</w:t>
+        <w:t>147</w:t>
       </w:r>
     </w:p>
     <w:p>
@@ -2508,7 +2508,7 @@
           <w:sz w:val="28"/>
         </w:rPr>
         <w:tab/>
-        <w:t>152</w:t>
+        <w:t>153</w:t>
       </w:r>
     </w:p>
     <w:p>
@@ -2537,7 +2537,7 @@
           <w:sz w:val="28"/>
         </w:rPr>
         <w:tab/>
-        <w:t>152</w:t>
+        <w:t>153</w:t>
       </w:r>
     </w:p>
     <w:p>
@@ -2566,7 +2566,7 @@
           <w:sz w:val="28"/>
         </w:rPr>
         <w:tab/>
-        <w:t>154</w:t>
+        <w:t>155</w:t>
       </w:r>
     </w:p>
     <w:p>
@@ -2595,7 +2595,7 @@
           <w:sz w:val="28"/>
         </w:rPr>
         <w:tab/>
-        <w:t>158</w:t>
+        <w:t>159</w:t>
       </w:r>
     </w:p>
     <w:p>
@@ -2624,7 +2624,7 @@
           <w:sz w:val="28"/>
         </w:rPr>
         <w:tab/>
-        <w:t>158</w:t>
+        <w:t>159</w:t>
       </w:r>
     </w:p>
     <w:p>
@@ -2653,7 +2653,7 @@
           <w:sz w:val="28"/>
         </w:rPr>
         <w:tab/>
-        <w:t>160</w:t>
+        <w:t>161</w:t>
       </w:r>
     </w:p>
     <w:p>
@@ -2682,7 +2682,7 @@
           <w:sz w:val="28"/>
         </w:rPr>
         <w:tab/>
-        <w:t>161</w:t>
+        <w:t>163</w:t>
       </w:r>
     </w:p>
     <w:p>
@@ -2711,7 +2711,7 @@
           <w:sz w:val="28"/>
         </w:rPr>
         <w:tab/>
-        <w:t>161</w:t>
+        <w:t>163</w:t>
       </w:r>
     </w:p>
     <w:p>
@@ -2740,7 +2740,7 @@
           <w:sz w:val="28"/>
         </w:rPr>
         <w:tab/>
-        <w:t>163</w:t>
+        <w:t>164</w:t>
       </w:r>
     </w:p>
     <w:p>
@@ -2769,7 +2769,7 @@
           <w:sz w:val="28"/>
         </w:rPr>
         <w:tab/>
-        <w:t>166</w:t>
+        <w:t>167</w:t>
       </w:r>
     </w:p>
     <w:p>
@@ -2798,7 +2798,7 @@
           <w:sz w:val="28"/>
         </w:rPr>
         <w:tab/>
-        <w:t>167</w:t>
+        <w:t>168</w:t>
       </w:r>
     </w:p>
     <w:p>
@@ -2827,7 +2827,7 @@
           <w:sz w:val="28"/>
         </w:rPr>
         <w:tab/>
-        <w:t>170</w:t>
+        <w:t>171</w:t>
       </w:r>
     </w:p>
     <w:p>
@@ -2856,7 +2856,7 @@
           <w:sz w:val="28"/>
         </w:rPr>
         <w:tab/>
-        <w:t>172</w:t>
+        <w:t>173</w:t>
       </w:r>
     </w:p>
     <w:p>
@@ -2885,7 +2885,7 @@
           <w:sz w:val="28"/>
         </w:rPr>
         <w:tab/>
-        <w:t>174</w:t>
+        <w:t>175</w:t>
       </w:r>
     </w:p>
     <w:p>
@@ -2914,7 +2914,7 @@
           <w:sz w:val="28"/>
         </w:rPr>
         <w:tab/>
-        <w:t>177</w:t>
+        <w:t>178</w:t>
       </w:r>
     </w:p>
     <w:p>
@@ -2943,7 +2943,7 @@
           <w:sz w:val="28"/>
         </w:rPr>
         <w:tab/>
-        <w:t>177</w:t>
+        <w:t>178</w:t>
       </w:r>
     </w:p>
     <w:p>
@@ -2972,7 +2972,7 @@
           <w:sz w:val="28"/>
         </w:rPr>
         <w:tab/>
-        <w:t>180</w:t>
+        <w:t>181</w:t>
       </w:r>
     </w:p>
     <w:p>
@@ -3001,7 +3001,7 @@
           <w:sz w:val="28"/>
         </w:rPr>
         <w:tab/>
-        <w:t>180</w:t>
+        <w:t>181</w:t>
       </w:r>
     </w:p>
     <w:p>
@@ -3030,7 +3030,7 @@
           <w:sz w:val="28"/>
         </w:rPr>
         <w:tab/>
-        <w:t>183</w:t>
+        <w:t>184</w:t>
       </w:r>
     </w:p>
     <w:p>
@@ -3059,7 +3059,7 @@
           <w:sz w:val="28"/>
         </w:rPr>
         <w:tab/>
-        <w:t>187</w:t>
+        <w:t>189</w:t>
       </w:r>
     </w:p>
     <w:p>
@@ -3088,7 +3088,7 @@
           <w:sz w:val="28"/>
         </w:rPr>
         <w:tab/>
-        <w:t>187</w:t>
+        <w:t>189</w:t>
       </w:r>
     </w:p>
     <w:p>
@@ -3117,7 +3117,7 @@
           <w:sz w:val="28"/>
         </w:rPr>
         <w:tab/>
-        <w:t>191</w:t>
+        <w:t>192</w:t>
       </w:r>
     </w:p>
     <w:p>
@@ -3146,7 +3146,7 @@
           <w:sz w:val="28"/>
         </w:rPr>
         <w:tab/>
-        <w:t>193</w:t>
+        <w:t>194</w:t>
       </w:r>
     </w:p>
     <w:p>
@@ -3175,7 +3175,7 @@
           <w:sz w:val="28"/>
         </w:rPr>
         <w:tab/>
-        <w:t>196</w:t>
+        <w:t>198</w:t>
       </w:r>
     </w:p>
     <w:p>
@@ -3204,7 +3204,7 @@
           <w:sz w:val="28"/>
         </w:rPr>
         <w:tab/>
-        <w:t>198</w:t>
+        <w:t>199</w:t>
       </w:r>
     </w:p>
     <w:p>
@@ -3233,7 +3233,7 @@
           <w:sz w:val="28"/>
         </w:rPr>
         <w:tab/>
-        <w:t>198</w:t>
+        <w:t>199</w:t>
       </w:r>
     </w:p>
     <w:p>
@@ -3262,7 +3262,7 @@
           <w:sz w:val="28"/>
         </w:rPr>
         <w:tab/>
-        <w:t>198</w:t>
+        <w:t>199</w:t>
       </w:r>
     </w:p>
     <w:p>
@@ -3291,7 +3291,7 @@
           <w:sz w:val="28"/>
         </w:rPr>
         <w:tab/>
-        <w:t>201</w:t>
+        <w:t>203</w:t>
       </w:r>
     </w:p>
     <w:p>
@@ -3320,7 +3320,7 @@
           <w:sz w:val="28"/>
         </w:rPr>
         <w:tab/>
-        <w:t>206</w:t>
+        <w:t>207</w:t>
       </w:r>
     </w:p>
     <w:p>
@@ -3349,7 +3349,7 @@
           <w:sz w:val="28"/>
         </w:rPr>
         <w:tab/>
-        <w:t>206</w:t>
+        <w:t>207</w:t>
       </w:r>
     </w:p>
     <w:p>
@@ -3378,7 +3378,7 @@
           <w:sz w:val="28"/>
         </w:rPr>
         <w:tab/>
-        <w:t>208</w:t>
+        <w:t>209</w:t>
       </w:r>
     </w:p>
     <w:p>
@@ -3407,7 +3407,7 @@
           <w:sz w:val="28"/>
         </w:rPr>
         <w:tab/>
-        <w:t>210</w:t>
+        <w:t>211</w:t>
       </w:r>
     </w:p>
     <w:p>
@@ -3436,7 +3436,7 @@
           <w:sz w:val="28"/>
         </w:rPr>
         <w:tab/>
-        <w:t>210</w:t>
+        <w:t>211</w:t>
       </w:r>
     </w:p>
     <w:p>
@@ -3465,7 +3465,7 @@
           <w:sz w:val="28"/>
         </w:rPr>
         <w:tab/>
-        <w:t>211</w:t>
+        <w:t>212</w:t>
       </w:r>
     </w:p>
     <w:p>
@@ -3494,7 +3494,7 @@
           <w:sz w:val="28"/>
         </w:rPr>
         <w:tab/>
-        <w:t>211</w:t>
+        <w:t>212</w:t>
       </w:r>
     </w:p>
     <w:p>
@@ -3523,7 +3523,7 @@
           <w:sz w:val="28"/>
         </w:rPr>
         <w:tab/>
-        <w:t>212</w:t>
+        <w:t>213</w:t>
       </w:r>
     </w:p>
     <w:p>
@@ -3552,7 +3552,7 @@
           <w:sz w:val="28"/>
         </w:rPr>
         <w:tab/>
-        <w:t>213</w:t>
+        <w:t>214</w:t>
       </w:r>
     </w:p>
     <w:p>
@@ -3581,7 +3581,7 @@
           <w:sz w:val="28"/>
         </w:rPr>
         <w:tab/>
-        <w:t>214</w:t>
+        <w:t>215</w:t>
       </w:r>
     </w:p>
     <w:p>
@@ -3610,7 +3610,7 @@
           <w:sz w:val="28"/>
         </w:rPr>
         <w:tab/>
-        <w:t>214</w:t>
+        <w:t>215</w:t>
       </w:r>
     </w:p>
     <w:p>
@@ -3639,7 +3639,7 @@
           <w:sz w:val="28"/>
         </w:rPr>
         <w:tab/>
-        <w:t>216</w:t>
+        <w:t>217</w:t>
       </w:r>
     </w:p>
     <w:p>
@@ -3668,7 +3668,7 @@
           <w:sz w:val="28"/>
         </w:rPr>
         <w:tab/>
-        <w:t>217</w:t>
+        <w:t>218</w:t>
       </w:r>
     </w:p>
     <w:p>
@@ -3697,7 +3697,7 @@
           <w:sz w:val="28"/>
         </w:rPr>
         <w:tab/>
-        <w:t>218</w:t>
+        <w:t>219</w:t>
       </w:r>
     </w:p>
     <w:p>
@@ -3726,7 +3726,7 @@
           <w:sz w:val="28"/>
         </w:rPr>
         <w:tab/>
-        <w:t>221</w:t>
+        <w:t>222</w:t>
       </w:r>
     </w:p>
     <w:p>
@@ -3755,7 +3755,7 @@
           <w:sz w:val="28"/>
         </w:rPr>
         <w:tab/>
-        <w:t>230</w:t>
+        <w:t>231</w:t>
       </w:r>
     </w:p>
     <w:p>
@@ -3784,7 +3784,7 @@
           <w:sz w:val="28"/>
         </w:rPr>
         <w:tab/>
-        <w:t>234</w:t>
+        <w:t>235</w:t>
       </w:r>
     </w:p>
     <w:p>
@@ -3813,7 +3813,7 @@
           <w:sz w:val="28"/>
         </w:rPr>
         <w:tab/>
-        <w:t>239</w:t>
+        <w:t>240</w:t>
       </w:r>
     </w:p>
     <w:p>
@@ -3842,7 +3842,7 @@
           <w:sz w:val="28"/>
         </w:rPr>
         <w:tab/>
-        <w:t>244</w:t>
+        <w:t>246</w:t>
       </w:r>
     </w:p>
     <w:p>
@@ -3871,7 +3871,7 @@
           <w:sz w:val="28"/>
         </w:rPr>
         <w:tab/>
-        <w:t>252</w:t>
+        <w:t>254</w:t>
       </w:r>
     </w:p>
     <w:p>
@@ -3900,7 +3900,7 @@
           <w:sz w:val="28"/>
         </w:rPr>
         <w:tab/>
-        <w:t>267</w:t>
+        <w:t>269</w:t>
       </w:r>
     </w:p>
     <w:p>

--- a/defense/docs/FRONT_MATTER_EN_GOST_2026-08-13.docx
+++ b/defense/docs/FRONT_MATTER_EN_GOST_2026-08-13.docx
@@ -1232,7 +1232,7 @@
           <w:sz w:val="28"/>
         </w:rPr>
         <w:tab/>
-        <w:t>61</w:t>
+        <w:t>60</w:t>
       </w:r>
     </w:p>
     <w:p>
@@ -1348,7 +1348,7 @@
           <w:sz w:val="28"/>
         </w:rPr>
         <w:tab/>
-        <w:t>66</w:t>
+        <w:t>65</w:t>
       </w:r>
     </w:p>
     <w:p>
@@ -1377,7 +1377,7 @@
           <w:sz w:val="28"/>
         </w:rPr>
         <w:tab/>
-        <w:t>68</w:t>
+        <w:t>67</w:t>
       </w:r>
     </w:p>
     <w:p>
@@ -1406,7 +1406,7 @@
           <w:sz w:val="28"/>
         </w:rPr>
         <w:tab/>
-        <w:t>68</w:t>
+        <w:t>67</w:t>
       </w:r>
     </w:p>
     <w:p>
@@ -1435,7 +1435,7 @@
           <w:sz w:val="28"/>
         </w:rPr>
         <w:tab/>
-        <w:t>147</w:t>
+        <w:t>146</w:t>
       </w:r>
     </w:p>
     <w:p>
@@ -2218,7 +2218,7 @@
           <w:sz w:val="28"/>
         </w:rPr>
         <w:tab/>
-        <w:t>129</w:t>
+        <w:t>128</w:t>
       </w:r>
     </w:p>
     <w:p>
@@ -2247,7 +2247,7 @@
           <w:sz w:val="28"/>
         </w:rPr>
         <w:tab/>
-        <w:t>131</w:t>
+        <w:t>130</w:t>
       </w:r>
     </w:p>
     <w:p>
@@ -2276,7 +2276,7 @@
           <w:sz w:val="28"/>
         </w:rPr>
         <w:tab/>
-        <w:t>133</w:t>
+        <w:t>132</w:t>
       </w:r>
     </w:p>
     <w:p>
@@ -2305,7 +2305,7 @@
           <w:sz w:val="28"/>
         </w:rPr>
         <w:tab/>
-        <w:t>133</w:t>
+        <w:t>132</w:t>
       </w:r>
     </w:p>
     <w:p>
@@ -2334,7 +2334,7 @@
           <w:sz w:val="28"/>
         </w:rPr>
         <w:tab/>
-        <w:t>135</w:t>
+        <w:t>134</w:t>
       </w:r>
     </w:p>
     <w:p>
@@ -2363,7 +2363,7 @@
           <w:sz w:val="28"/>
         </w:rPr>
         <w:tab/>
-        <w:t>138</w:t>
+        <w:t>137</w:t>
       </w:r>
     </w:p>
     <w:p>
@@ -2392,7 +2392,7 @@
           <w:sz w:val="28"/>
         </w:rPr>
         <w:tab/>
-        <w:t>143</w:t>
+        <w:t>142</w:t>
       </w:r>
     </w:p>
     <w:p>
@@ -2421,7 +2421,7 @@
           <w:sz w:val="28"/>
         </w:rPr>
         <w:tab/>
-        <w:t>143</w:t>
+        <w:t>142</w:t>
       </w:r>
     </w:p>
     <w:p>
@@ -2450,7 +2450,7 @@
           <w:sz w:val="28"/>
         </w:rPr>
         <w:tab/>
-        <w:t>147</w:t>
+        <w:t>146</w:t>
       </w:r>
     </w:p>
     <w:p>
@@ -2479,7 +2479,7 @@
           <w:sz w:val="28"/>
         </w:rPr>
         <w:tab/>
-        <w:t>149</w:t>
+        <w:t>148</w:t>
       </w:r>
     </w:p>
     <w:p>
@@ -2508,7 +2508,7 @@
           <w:sz w:val="28"/>
         </w:rPr>
         <w:tab/>
-        <w:t>153</w:t>
+        <w:t>152</w:t>
       </w:r>
     </w:p>
     <w:p>
@@ -2537,7 +2537,7 @@
           <w:sz w:val="28"/>
         </w:rPr>
         <w:tab/>
-        <w:t>153</w:t>
+        <w:t>152</w:t>
       </w:r>
     </w:p>
     <w:p>
@@ -2566,7 +2566,7 @@
           <w:sz w:val="28"/>
         </w:rPr>
         <w:tab/>
-        <w:t>155</w:t>
+        <w:t>154</w:t>
       </w:r>
     </w:p>
     <w:p>
@@ -2595,7 +2595,7 @@
           <w:sz w:val="28"/>
         </w:rPr>
         <w:tab/>
-        <w:t>159</w:t>
+        <w:t>158</w:t>
       </w:r>
     </w:p>
     <w:p>
@@ -2624,7 +2624,7 @@
           <w:sz w:val="28"/>
         </w:rPr>
         <w:tab/>
-        <w:t>159</w:t>
+        <w:t>158</w:t>
       </w:r>
     </w:p>
     <w:p>
@@ -2653,7 +2653,7 @@
           <w:sz w:val="28"/>
         </w:rPr>
         <w:tab/>
-        <w:t>161</w:t>
+        <w:t>160</w:t>
       </w:r>
     </w:p>
     <w:p>
@@ -2682,7 +2682,7 @@
           <w:sz w:val="28"/>
         </w:rPr>
         <w:tab/>
-        <w:t>163</w:t>
+        <w:t>162</w:t>
       </w:r>
     </w:p>
     <w:p>
@@ -2711,7 +2711,7 @@
           <w:sz w:val="28"/>
         </w:rPr>
         <w:tab/>
-        <w:t>163</w:t>
+        <w:t>162</w:t>
       </w:r>
     </w:p>
     <w:p>
@@ -2740,7 +2740,7 @@
           <w:sz w:val="28"/>
         </w:rPr>
         <w:tab/>
-        <w:t>164</w:t>
+        <w:t>163</w:t>
       </w:r>
     </w:p>
     <w:p>
@@ -2769,7 +2769,7 @@
           <w:sz w:val="28"/>
         </w:rPr>
         <w:tab/>
-        <w:t>167</w:t>
+        <w:t>166</w:t>
       </w:r>
     </w:p>
     <w:p>
@@ -2798,7 +2798,7 @@
           <w:sz w:val="28"/>
         </w:rPr>
         <w:tab/>
-        <w:t>168</w:t>
+        <w:t>167</w:t>
       </w:r>
     </w:p>
     <w:p>
@@ -2827,7 +2827,7 @@
           <w:sz w:val="28"/>
         </w:rPr>
         <w:tab/>
-        <w:t>171</w:t>
+        <w:t>170</w:t>
       </w:r>
     </w:p>
     <w:p>
@@ -2856,7 +2856,7 @@
           <w:sz w:val="28"/>
         </w:rPr>
         <w:tab/>
-        <w:t>173</w:t>
+        <w:t>172</w:t>
       </w:r>
     </w:p>
     <w:p>
@@ -2885,7 +2885,7 @@
           <w:sz w:val="28"/>
         </w:rPr>
         <w:tab/>
-        <w:t>175</w:t>
+        <w:t>174</w:t>
       </w:r>
     </w:p>
     <w:p>
@@ -2914,7 +2914,7 @@
           <w:sz w:val="28"/>
         </w:rPr>
         <w:tab/>
-        <w:t>178</w:t>
+        <w:t>177</w:t>
       </w:r>
     </w:p>
     <w:p>
@@ -2943,7 +2943,7 @@
           <w:sz w:val="28"/>
         </w:rPr>
         <w:tab/>
-        <w:t>178</w:t>
+        <w:t>177</w:t>
       </w:r>
     </w:p>
     <w:p>
@@ -2972,7 +2972,7 @@
           <w:sz w:val="28"/>
         </w:rPr>
         <w:tab/>
-        <w:t>181</w:t>
+        <w:t>180</w:t>
       </w:r>
     </w:p>
     <w:p>
@@ -3001,7 +3001,7 @@
           <w:sz w:val="28"/>
         </w:rPr>
         <w:tab/>
-        <w:t>181</w:t>
+        <w:t>180</w:t>
       </w:r>
     </w:p>
     <w:p>
@@ -3030,7 +3030,7 @@
           <w:sz w:val="28"/>
         </w:rPr>
         <w:tab/>
-        <w:t>184</w:t>
+        <w:t>183</w:t>
       </w:r>
     </w:p>
     <w:p>
@@ -3059,7 +3059,7 @@
           <w:sz w:val="28"/>
         </w:rPr>
         <w:tab/>
-        <w:t>189</w:t>
+        <w:t>188</w:t>
       </w:r>
     </w:p>
     <w:p>
@@ -3088,7 +3088,7 @@
           <w:sz w:val="28"/>
         </w:rPr>
         <w:tab/>
-        <w:t>189</w:t>
+        <w:t>188</w:t>
       </w:r>
     </w:p>
     <w:p>
@@ -3117,7 +3117,7 @@
           <w:sz w:val="28"/>
         </w:rPr>
         <w:tab/>
-        <w:t>192</w:t>
+        <w:t>191</w:t>
       </w:r>
     </w:p>
     <w:p>
@@ -3146,7 +3146,7 @@
           <w:sz w:val="28"/>
         </w:rPr>
         <w:tab/>
-        <w:t>194</w:t>
+        <w:t>193</w:t>
       </w:r>
     </w:p>
     <w:p>
@@ -3175,7 +3175,7 @@
           <w:sz w:val="28"/>
         </w:rPr>
         <w:tab/>
-        <w:t>198</w:t>
+        <w:t>197</w:t>
       </w:r>
     </w:p>
     <w:p>
@@ -3204,7 +3204,7 @@
           <w:sz w:val="28"/>
         </w:rPr>
         <w:tab/>
-        <w:t>199</w:t>
+        <w:t>198</w:t>
       </w:r>
     </w:p>
     <w:p>
@@ -3233,7 +3233,7 @@
           <w:sz w:val="28"/>
         </w:rPr>
         <w:tab/>
-        <w:t>199</w:t>
+        <w:t>198</w:t>
       </w:r>
     </w:p>
     <w:p>
@@ -3262,7 +3262,7 @@
           <w:sz w:val="28"/>
         </w:rPr>
         <w:tab/>
-        <w:t>199</w:t>
+        <w:t>198</w:t>
       </w:r>
     </w:p>
     <w:p>
@@ -3291,7 +3291,7 @@
           <w:sz w:val="28"/>
         </w:rPr>
         <w:tab/>
-        <w:t>203</w:t>
+        <w:t>202</w:t>
       </w:r>
     </w:p>
     <w:p>
@@ -3320,7 +3320,7 @@
           <w:sz w:val="28"/>
         </w:rPr>
         <w:tab/>
-        <w:t>207</w:t>
+        <w:t>206</w:t>
       </w:r>
     </w:p>
     <w:p>
@@ -3349,7 +3349,7 @@
           <w:sz w:val="28"/>
         </w:rPr>
         <w:tab/>
-        <w:t>207</w:t>
+        <w:t>206</w:t>
       </w:r>
     </w:p>
     <w:p>
@@ -3378,7 +3378,7 @@
           <w:sz w:val="28"/>
         </w:rPr>
         <w:tab/>
-        <w:t>209</w:t>
+        <w:t>208</w:t>
       </w:r>
     </w:p>
     <w:p>
@@ -3407,7 +3407,7 @@
           <w:sz w:val="28"/>
         </w:rPr>
         <w:tab/>
-        <w:t>211</w:t>
+        <w:t>210</w:t>
       </w:r>
     </w:p>
     <w:p>
@@ -3436,7 +3436,7 @@
           <w:sz w:val="28"/>
         </w:rPr>
         <w:tab/>
-        <w:t>211</w:t>
+        <w:t>210</w:t>
       </w:r>
     </w:p>
     <w:p>
@@ -3465,7 +3465,7 @@
           <w:sz w:val="28"/>
         </w:rPr>
         <w:tab/>
-        <w:t>212</w:t>
+        <w:t>211</w:t>
       </w:r>
     </w:p>
     <w:p>
@@ -3494,7 +3494,7 @@
           <w:sz w:val="28"/>
         </w:rPr>
         <w:tab/>
-        <w:t>212</w:t>
+        <w:t>211</w:t>
       </w:r>
     </w:p>
     <w:p>
@@ -3523,7 +3523,7 @@
           <w:sz w:val="28"/>
         </w:rPr>
         <w:tab/>
-        <w:t>213</w:t>
+        <w:t>212</w:t>
       </w:r>
     </w:p>
     <w:p>
@@ -3552,7 +3552,7 @@
           <w:sz w:val="28"/>
         </w:rPr>
         <w:tab/>
-        <w:t>214</w:t>
+        <w:t>213</w:t>
       </w:r>
     </w:p>
     <w:p>
@@ -3581,7 +3581,7 @@
           <w:sz w:val="28"/>
         </w:rPr>
         <w:tab/>
-        <w:t>215</w:t>
+        <w:t>214</w:t>
       </w:r>
     </w:p>
     <w:p>
@@ -3610,7 +3610,7 @@
           <w:sz w:val="28"/>
         </w:rPr>
         <w:tab/>
-        <w:t>215</w:t>
+        <w:t>214</w:t>
       </w:r>
     </w:p>
     <w:p>
@@ -3639,7 +3639,7 @@
           <w:sz w:val="28"/>
         </w:rPr>
         <w:tab/>
-        <w:t>217</w:t>
+        <w:t>216</w:t>
       </w:r>
     </w:p>
     <w:p>
@@ -3668,7 +3668,7 @@
           <w:sz w:val="28"/>
         </w:rPr>
         <w:tab/>
-        <w:t>218</w:t>
+        <w:t>217</w:t>
       </w:r>
     </w:p>
     <w:p>
@@ -3697,7 +3697,7 @@
           <w:sz w:val="28"/>
         </w:rPr>
         <w:tab/>
-        <w:t>219</w:t>
+        <w:t>218</w:t>
       </w:r>
     </w:p>
     <w:p>
@@ -3726,7 +3726,7 @@
           <w:sz w:val="28"/>
         </w:rPr>
         <w:tab/>
-        <w:t>222</w:t>
+        <w:t>221</w:t>
       </w:r>
     </w:p>
     <w:p>
@@ -3755,7 +3755,7 @@
           <w:sz w:val="28"/>
         </w:rPr>
         <w:tab/>
-        <w:t>231</w:t>
+        <w:t>230</w:t>
       </w:r>
     </w:p>
     <w:p>
@@ -3784,7 +3784,7 @@
           <w:sz w:val="28"/>
         </w:rPr>
         <w:tab/>
-        <w:t>235</w:t>
+        <w:t>234</w:t>
       </w:r>
     </w:p>
     <w:p>
@@ -3813,7 +3813,7 @@
           <w:sz w:val="28"/>
         </w:rPr>
         <w:tab/>
-        <w:t>240</w:t>
+        <w:t>239</w:t>
       </w:r>
     </w:p>
     <w:p>
@@ -3842,7 +3842,7 @@
           <w:sz w:val="28"/>
         </w:rPr>
         <w:tab/>
-        <w:t>246</w:t>
+        <w:t>244</w:t>
       </w:r>
     </w:p>
     <w:p>
@@ -3871,7 +3871,7 @@
           <w:sz w:val="28"/>
         </w:rPr>
         <w:tab/>
-        <w:t>254</w:t>
+        <w:t>252</w:t>
       </w:r>
     </w:p>
     <w:p>
@@ -3900,7 +3900,7 @@
           <w:sz w:val="28"/>
         </w:rPr>
         <w:tab/>
-        <w:t>269</w:t>
+        <w:t>267</w:t>
       </w:r>
     </w:p>
     <w:p>

--- a/defense/docs/FRONT_MATTER_EN_GOST_2026-08-13.docx
+++ b/defense/docs/FRONT_MATTER_EN_GOST_2026-08-13.docx
@@ -4344,6 +4344,48 @@
                 <w:i w:val="0"/>
                 <w:sz w:val="28"/>
               </w:rPr>
+              <w:t>CFC-n</w:t>
+            </w:r>
+          </w:p>
+        </w:tc>
+        <w:tc>
+          <w:tcPr>
+            <w:tcW w:type="dxa" w:w="7824"/>
+          </w:tcPr>
+          <w:p>
+            <w:pPr>
+              <w:spacing w:line="240" w:lineRule="auto" w:after="0"/>
+              <w:ind w:firstLine="0"/>
+            </w:pPr>
+            <w:r>
+              <w:rPr>
+                <w:rFonts w:ascii="Times New Roman" w:hAnsi="Times New Roman" w:cs="Times New Roman" w:eastAsia="Times New Roman"/>
+                <w:b w:val="0"/>
+                <w:i w:val="0"/>
+                <w:sz w:val="28"/>
+              </w:rPr>
+              <w:t>Claim Formulation Constraint n — a rule governing the form a claim may take; the CFC-2 series enumerates claim types this dissertation forbids itself</w:t>
+            </w:r>
+          </w:p>
+        </w:tc>
+      </w:tr>
+      <w:tr>
+        <w:tc>
+          <w:tcPr>
+            <w:tcW w:type="dxa" w:w="1814"/>
+          </w:tcPr>
+          <w:p>
+            <w:pPr>
+              <w:spacing w:line="240" w:lineRule="auto" w:after="0"/>
+              <w:ind w:firstLine="0"/>
+            </w:pPr>
+            <w:r>
+              <w:rPr>
+                <w:rFonts w:ascii="Times New Roman" w:hAnsi="Times New Roman" w:cs="Times New Roman" w:eastAsia="Times New Roman"/>
+                <w:b w:val="0"/>
+                <w:i w:val="0"/>
+                <w:sz w:val="28"/>
+              </w:rPr>
               <w:t>CLAHE</w:t>
             </w:r>
           </w:p>
@@ -4512,6 +4554,48 @@
                 <w:i w:val="0"/>
                 <w:sz w:val="28"/>
               </w:rPr>
+              <w:t>DGL-n</w:t>
+            </w:r>
+          </w:p>
+        </w:tc>
+        <w:tc>
+          <w:tcPr>
+            <w:tcW w:type="dxa" w:w="7824"/>
+          </w:tcPr>
+          <w:p>
+            <w:pPr>
+              <w:spacing w:line="240" w:lineRule="auto" w:after="0"/>
+              <w:ind w:firstLine="0"/>
+            </w:pPr>
+            <w:r>
+              <w:rPr>
+                <w:rFonts w:ascii="Times New Roman" w:hAnsi="Times New Roman" w:cs="Times New Roman" w:eastAsia="Times New Roman"/>
+                <w:b w:val="0"/>
+                <w:i w:val="0"/>
+                <w:sz w:val="28"/>
+              </w:rPr>
+              <w:t>Deployment and Generalization Limitation n — a bound on how far a result may be carried beyond the conditions under which it was obtained</w:t>
+            </w:r>
+          </w:p>
+        </w:tc>
+      </w:tr>
+      <w:tr>
+        <w:tc>
+          <w:tcPr>
+            <w:tcW w:type="dxa" w:w="1814"/>
+          </w:tcPr>
+          <w:p>
+            <w:pPr>
+              <w:spacing w:line="240" w:lineRule="auto" w:after="0"/>
+              <w:ind w:firstLine="0"/>
+            </w:pPr>
+            <w:r>
+              <w:rPr>
+                <w:rFonts w:ascii="Times New Roman" w:hAnsi="Times New Roman" w:cs="Times New Roman" w:eastAsia="Times New Roman"/>
+                <w:b w:val="0"/>
+                <w:i w:val="0"/>
+                <w:sz w:val="28"/>
+              </w:rPr>
               <w:t>DINO</w:t>
             </w:r>
           </w:p>
@@ -4617,6 +4701,48 @@
                 <w:sz w:val="28"/>
               </w:rPr>
               <w:t>Expected Calibration Error</w:t>
+            </w:r>
+          </w:p>
+        </w:tc>
+      </w:tr>
+      <w:tr>
+        <w:tc>
+          <w:tcPr>
+            <w:tcW w:type="dxa" w:w="1814"/>
+          </w:tcPr>
+          <w:p>
+            <w:pPr>
+              <w:spacing w:line="240" w:lineRule="auto" w:after="0"/>
+              <w:ind w:firstLine="0"/>
+            </w:pPr>
+            <w:r>
+              <w:rPr>
+                <w:rFonts w:ascii="Times New Roman" w:hAnsi="Times New Roman" w:cs="Times New Roman" w:eastAsia="Times New Roman"/>
+                <w:b w:val="0"/>
+                <w:i w:val="0"/>
+                <w:sz w:val="28"/>
+              </w:rPr>
+              <w:t>EH-n</w:t>
+            </w:r>
+          </w:p>
+        </w:tc>
+        <w:tc>
+          <w:tcPr>
+            <w:tcW w:type="dxa" w:w="7824"/>
+          </w:tcPr>
+          <w:p>
+            <w:pPr>
+              <w:spacing w:line="240" w:lineRule="auto" w:after="0"/>
+              <w:ind w:firstLine="0"/>
+            </w:pPr>
+            <w:r>
+              <w:rPr>
+                <w:rFonts w:ascii="Times New Roman" w:hAnsi="Times New Roman" w:cs="Times New Roman" w:eastAsia="Times New Roman"/>
+                <w:b w:val="0"/>
+                <w:i w:val="0"/>
+                <w:sz w:val="28"/>
+              </w:rPr>
+              <w:t>Evidence Hierarchy rule n — the ranking of metrics by evidentiary weight, and the criteria a result must meet before it counts as decisive</w:t>
             </w:r>
           </w:p>
         </w:tc>
@@ -5184,6 +5310,48 @@
                 <w:i w:val="0"/>
                 <w:sz w:val="28"/>
               </w:rPr>
+              <w:t>NC-n</w:t>
+            </w:r>
+          </w:p>
+        </w:tc>
+        <w:tc>
+          <w:tcPr>
+            <w:tcW w:type="dxa" w:w="7824"/>
+          </w:tcPr>
+          <w:p>
+            <w:pPr>
+              <w:spacing w:line="240" w:lineRule="auto" w:after="0"/>
+              <w:ind w:firstLine="0"/>
+            </w:pPr>
+            <w:r>
+              <w:rPr>
+                <w:rFonts w:ascii="Times New Roman" w:hAnsi="Times New Roman" w:cs="Times New Roman" w:eastAsia="Times New Roman"/>
+                <w:b w:val="0"/>
+                <w:i w:val="0"/>
+                <w:sz w:val="28"/>
+              </w:rPr>
+              <w:t>Non-Claim n — a statement this dissertation explicitly does not make, recorded so that its results are not read as making it</w:t>
+            </w:r>
+          </w:p>
+        </w:tc>
+      </w:tr>
+      <w:tr>
+        <w:tc>
+          <w:tcPr>
+            <w:tcW w:type="dxa" w:w="1814"/>
+          </w:tcPr>
+          <w:p>
+            <w:pPr>
+              <w:spacing w:line="240" w:lineRule="auto" w:after="0"/>
+              <w:ind w:firstLine="0"/>
+            </w:pPr>
+            <w:r>
+              <w:rPr>
+                <w:rFonts w:ascii="Times New Roman" w:hAnsi="Times New Roman" w:cs="Times New Roman" w:eastAsia="Times New Roman"/>
+                <w:b w:val="0"/>
+                <w:i w:val="0"/>
+                <w:sz w:val="28"/>
+              </w:rPr>
               <w:t>NPV</w:t>
             </w:r>
           </w:p>
@@ -5268,6 +5436,48 @@
                 <w:i w:val="0"/>
                 <w:sz w:val="28"/>
               </w:rPr>
+              <w:t>OD-n</w:t>
+            </w:r>
+          </w:p>
+        </w:tc>
+        <w:tc>
+          <w:tcPr>
+            <w:tcW w:type="dxa" w:w="7824"/>
+          </w:tcPr>
+          <w:p>
+            <w:pPr>
+              <w:spacing w:line="240" w:lineRule="auto" w:after="0"/>
+              <w:ind w:firstLine="0"/>
+            </w:pPr>
+            <w:r>
+              <w:rPr>
+                <w:rFonts w:ascii="Times New Roman" w:hAnsi="Times New Roman" w:cs="Times New Roman" w:eastAsia="Times New Roman"/>
+                <w:b w:val="0"/>
+                <w:i w:val="0"/>
+                <w:sz w:val="28"/>
+              </w:rPr>
+              <w:t>Operational Definition n — the definition by which a term of this dissertation is measured; distinct from OD above, which is never written with a number</w:t>
+            </w:r>
+          </w:p>
+        </w:tc>
+      </w:tr>
+      <w:tr>
+        <w:tc>
+          <w:tcPr>
+            <w:tcW w:type="dxa" w:w="1814"/>
+          </w:tcPr>
+          <w:p>
+            <w:pPr>
+              <w:spacing w:line="240" w:lineRule="auto" w:after="0"/>
+              <w:ind w:firstLine="0"/>
+            </w:pPr>
+            <w:r>
+              <w:rPr>
+                <w:rFonts w:ascii="Times New Roman" w:hAnsi="Times New Roman" w:cs="Times New Roman" w:eastAsia="Times New Roman"/>
+                <w:b w:val="0"/>
+                <w:i w:val="0"/>
+                <w:sz w:val="28"/>
+              </w:rPr>
               <w:t>ODIR-5K</w:t>
             </w:r>
           </w:p>
@@ -5331,6 +5541,48 @@
                 <w:sz w:val="28"/>
               </w:rPr>
               <w:t>Picture Archiving and Communication System</w:t>
+            </w:r>
+          </w:p>
+        </w:tc>
+      </w:tr>
+      <w:tr>
+        <w:tc>
+          <w:tcPr>
+            <w:tcW w:type="dxa" w:w="1814"/>
+          </w:tcPr>
+          <w:p>
+            <w:pPr>
+              <w:spacing w:line="240" w:lineRule="auto" w:after="0"/>
+              <w:ind w:firstLine="0"/>
+            </w:pPr>
+            <w:r>
+              <w:rPr>
+                <w:rFonts w:ascii="Times New Roman" w:hAnsi="Times New Roman" w:cs="Times New Roman" w:eastAsia="Times New Roman"/>
+                <w:b w:val="0"/>
+                <w:i w:val="0"/>
+                <w:sz w:val="28"/>
+              </w:rPr>
+              <w:t>PC-n</w:t>
+            </w:r>
+          </w:p>
+        </w:tc>
+        <w:tc>
+          <w:tcPr>
+            <w:tcW w:type="dxa" w:w="7824"/>
+          </w:tcPr>
+          <w:p>
+            <w:pPr>
+              <w:spacing w:line="240" w:lineRule="auto" w:after="0"/>
+              <w:ind w:firstLine="0"/>
+            </w:pPr>
+            <w:r>
+              <w:rPr>
+                <w:rFonts w:ascii="Times New Roman" w:hAnsi="Times New Roman" w:cs="Times New Roman" w:eastAsia="Times New Roman"/>
+                <w:b w:val="0"/>
+                <w:i w:val="0"/>
+                <w:sz w:val="28"/>
+              </w:rPr>
+              <w:t>Primary Claim n — a numbered claim of the dissertation's argument, each carrying its evidence and its assessed strength</w:t>
             </w:r>
           </w:p>
         </w:tc>
@@ -5562,6 +5814,48 @@
                 <w:i w:val="0"/>
                 <w:sz w:val="28"/>
               </w:rPr>
+              <w:t>SB-n</w:t>
+            </w:r>
+          </w:p>
+        </w:tc>
+        <w:tc>
+          <w:tcPr>
+            <w:tcW w:type="dxa" w:w="7824"/>
+          </w:tcPr>
+          <w:p>
+            <w:pPr>
+              <w:spacing w:line="240" w:lineRule="auto" w:after="0"/>
+              <w:ind w:firstLine="0"/>
+            </w:pPr>
+            <w:r>
+              <w:rPr>
+                <w:rFonts w:ascii="Times New Roman" w:hAnsi="Times New Roman" w:cs="Times New Roman" w:eastAsia="Times New Roman"/>
+                <w:b w:val="0"/>
+                <w:i w:val="0"/>
+                <w:sz w:val="28"/>
+              </w:rPr>
+              <w:t>Scope Boundary n — a statement of what lies outside what this dissertation claims</w:t>
+            </w:r>
+          </w:p>
+        </w:tc>
+      </w:tr>
+      <w:tr>
+        <w:tc>
+          <w:tcPr>
+            <w:tcW w:type="dxa" w:w="1814"/>
+          </w:tcPr>
+          <w:p>
+            <w:pPr>
+              <w:spacing w:line="240" w:lineRule="auto" w:after="0"/>
+              <w:ind w:firstLine="0"/>
+            </w:pPr>
+            <w:r>
+              <w:rPr>
+                <w:rFonts w:ascii="Times New Roman" w:hAnsi="Times New Roman" w:cs="Times New Roman" w:eastAsia="Times New Roman"/>
+                <w:b w:val="0"/>
+                <w:i w:val="0"/>
+                <w:sz w:val="28"/>
+              </w:rPr>
               <w:t>SimCLR</w:t>
             </w:r>
           </w:p>
@@ -5583,6 +5877,48 @@
                 <w:sz w:val="28"/>
               </w:rPr>
               <w:t>Simple framework for Contrastive Learning of Representations</w:t>
+            </w:r>
+          </w:p>
+        </w:tc>
+      </w:tr>
+      <w:tr>
+        <w:tc>
+          <w:tcPr>
+            <w:tcW w:type="dxa" w:w="1814"/>
+          </w:tcPr>
+          <w:p>
+            <w:pPr>
+              <w:spacing w:line="240" w:lineRule="auto" w:after="0"/>
+              <w:ind w:firstLine="0"/>
+            </w:pPr>
+            <w:r>
+              <w:rPr>
+                <w:rFonts w:ascii="Times New Roman" w:hAnsi="Times New Roman" w:cs="Times New Roman" w:eastAsia="Times New Roman"/>
+                <w:b w:val="0"/>
+                <w:i w:val="0"/>
+                <w:sz w:val="28"/>
+              </w:rPr>
+              <w:t>SIR-n</w:t>
+            </w:r>
+          </w:p>
+        </w:tc>
+        <w:tc>
+          <w:tcPr>
+            <w:tcW w:type="dxa" w:w="7824"/>
+          </w:tcPr>
+          <w:p>
+            <w:pPr>
+              <w:spacing w:line="240" w:lineRule="auto" w:after="0"/>
+              <w:ind w:firstLine="0"/>
+            </w:pPr>
+            <w:r>
+              <w:rPr>
+                <w:rFonts w:ascii="Times New Roman" w:hAnsi="Times New Roman" w:cs="Times New Roman" w:eastAsia="Times New Roman"/>
+                <w:b w:val="0"/>
+                <w:i w:val="0"/>
+                <w:sz w:val="28"/>
+              </w:rPr>
+              <w:t>Source Interpretation Rule n — a rule constraining what may be attributed to a cited source</w:t>
             </w:r>
           </w:p>
         </w:tc>
